--- a/tests/fixture_patterns.docx
+++ b/tests/fixture_patterns.docx
@@ -3483,6 +3483,36 @@
           <w:bCs w:val="false"/>
         </w:rPr>
         <w:t xml:space="preserve">1) 개선안A 2) 개선안B 3) 개선안C</w:t>
+      </w:r>
+    </w:p>
+    <w:p>
+      <w:r>
+        <w:rPr>
+          <w:b/>
+          <w:bCs/>
+        </w:rPr>
+        <w:t xml:space="preserve">Q17. 새롭게 도입되었으면 하는 종목을 모두 선택해 주십시오. [복수]</w:t>
+      </w:r>
+    </w:p>
+    <w:p>
+      <w:r>
+        <w:t xml:space="preserve">1) 당구</w:t>
+      </w:r>
+      <w:r>
+        <w:tab/>
+        <w:tab/>
+      </w:r>
+      <w:r>
+        <w:t xml:space="preserve"> 2) 탁구</w:t>
+      </w:r>
+      <w:r>
+        <w:tab/>
+      </w:r>
+      <w:r>
+        <w:t xml:space="preserve">3) e스포츠 4) 핸드볼</w:t>
+      </w:r>
+      <w:r>
+        <w:t xml:space="preserve"> [PROG : 4) 기타 제외 보기 rotation]</w:t>
       </w:r>
     </w:p>
     <w:p>

--- a/tests/fixture_patterns.docx
+++ b/tests/fixture_patterns.docx
@@ -3515,6 +3515,304 @@
         <w:t xml:space="preserve"> [PROG : 4) 기타 제외 보기 rotation]</w:t>
       </w:r>
     </w:p>
+    <w:p>
+      <w:r>
+        <w:rPr>
+          <w:b/>
+          <w:bCs/>
+        </w:rPr>
+        <w:t xml:space="preserve">Q18. 다음 의견에 얼마나 동의하십니까? [1개 선택]</w:t>
+      </w:r>
+    </w:p>
+    <w:tbl>
+      <w:tblPr>
+        <w:tblW w:type="auto" w:w="100"/>
+        <w:tblBorders>
+          <w:top w:val="single" w:color="auto" w:sz="4"/>
+          <w:left w:val="single" w:color="auto" w:sz="4"/>
+          <w:bottom w:val="single" w:color="auto" w:sz="4"/>
+          <w:right w:val="single" w:color="auto" w:sz="4"/>
+          <w:insideH w:val="single" w:color="auto" w:sz="4"/>
+          <w:insideV w:val="single" w:color="auto" w:sz="4"/>
+        </w:tblBorders>
+      </w:tblPr>
+      <w:tblGrid>
+        <w:gridCol w:w="1040"/>
+        <w:gridCol w:w="1040"/>
+        <w:gridCol w:w="1040"/>
+        <w:gridCol w:w="1040"/>
+        <w:gridCol w:w="1040"/>
+        <w:gridCol w:w="1040"/>
+        <w:gridCol w:w="1040"/>
+        <w:gridCol w:w="1040"/>
+        <w:gridCol w:w="1040"/>
+      </w:tblGrid>
+      <w:tr>
+        <w:tc>
+          <w:tcPr>
+            <w:tcW w:type="dxa" w:w="1040"/>
+            <w:shd w:fill="F2F2F2" w:val="clear"/>
+          </w:tcPr>
+          <w:p>
+            <w:r>
+              <w:rPr>
+                <w:b/>
+                <w:bCs/>
+              </w:rPr>
+              <w:t xml:space="preserve">전혀 그렇지 않다</w:t>
+            </w:r>
+          </w:p>
+        </w:tc>
+        <w:tc>
+          <w:tcPr>
+            <w:tcW w:type="dxa" w:w="1040"/>
+            <w:shd w:fill="F2F2F2" w:val="clear"/>
+          </w:tcPr>
+          <w:p>
+            <w:r>
+              <w:rPr>
+                <w:b/>
+                <w:bCs/>
+              </w:rPr>
+              <w:t xml:space="preserve"/>
+            </w:r>
+          </w:p>
+        </w:tc>
+        <w:tc>
+          <w:tcPr>
+            <w:tcW w:type="dxa" w:w="1040"/>
+            <w:shd w:fill="F2F2F2" w:val="clear"/>
+          </w:tcPr>
+          <w:p>
+            <w:r>
+              <w:rPr>
+                <w:b/>
+                <w:bCs/>
+              </w:rPr>
+              <w:t xml:space="preserve"/>
+            </w:r>
+          </w:p>
+        </w:tc>
+        <w:tc>
+          <w:tcPr>
+            <w:tcW w:type="dxa" w:w="1040"/>
+            <w:shd w:fill="F2F2F2" w:val="clear"/>
+          </w:tcPr>
+          <w:p>
+            <w:r>
+              <w:rPr>
+                <w:b/>
+                <w:bCs/>
+              </w:rPr>
+              <w:t xml:space="preserve"/>
+            </w:r>
+          </w:p>
+        </w:tc>
+        <w:tc>
+          <w:tcPr>
+            <w:tcW w:type="dxa" w:w="1040"/>
+            <w:shd w:fill="F2F2F2" w:val="clear"/>
+          </w:tcPr>
+          <w:p>
+            <w:r>
+              <w:rPr>
+                <w:b/>
+                <w:bCs/>
+              </w:rPr>
+              <w:t xml:space="preserve"/>
+            </w:r>
+          </w:p>
+        </w:tc>
+        <w:tc>
+          <w:tcPr>
+            <w:tcW w:type="dxa" w:w="1040"/>
+            <w:shd w:fill="F2F2F2" w:val="clear"/>
+          </w:tcPr>
+          <w:p>
+            <w:r>
+              <w:rPr>
+                <w:b/>
+                <w:bCs/>
+              </w:rPr>
+              <w:t xml:space="preserve"/>
+            </w:r>
+          </w:p>
+        </w:tc>
+        <w:tc>
+          <w:tcPr>
+            <w:tcW w:type="dxa" w:w="1040"/>
+            <w:shd w:fill="F2F2F2" w:val="clear"/>
+          </w:tcPr>
+          <w:p>
+            <w:r>
+              <w:rPr>
+                <w:b/>
+                <w:bCs/>
+              </w:rPr>
+              <w:t xml:space="preserve"/>
+            </w:r>
+          </w:p>
+        </w:tc>
+        <w:tc>
+          <w:tcPr>
+            <w:tcW w:type="dxa" w:w="1040"/>
+            <w:shd w:fill="F2F2F2" w:val="clear"/>
+          </w:tcPr>
+          <w:p>
+            <w:r>
+              <w:rPr>
+                <w:b/>
+                <w:bCs/>
+              </w:rPr>
+              <w:t xml:space="preserve"/>
+            </w:r>
+          </w:p>
+        </w:tc>
+        <w:tc>
+          <w:tcPr>
+            <w:tcW w:type="dxa" w:w="1040"/>
+            <w:shd w:fill="F2F2F2" w:val="clear"/>
+          </w:tcPr>
+          <w:p>
+            <w:r>
+              <w:rPr>
+                <w:b/>
+                <w:bCs/>
+              </w:rPr>
+              <w:t xml:space="preserve">매우 그렇다</w:t>
+            </w:r>
+          </w:p>
+        </w:tc>
+      </w:tr>
+      <w:tr>
+        <w:tc>
+          <w:tcPr>
+            <w:tcW w:type="dxa" w:w="1040"/>
+          </w:tcPr>
+          <w:p>
+            <w:r>
+              <w:rPr>
+                <w:b w:val="false"/>
+                <w:bCs w:val="false"/>
+              </w:rPr>
+              <w:t xml:space="preserve">1</w:t>
+            </w:r>
+          </w:p>
+        </w:tc>
+        <w:tc>
+          <w:tcPr>
+            <w:tcW w:type="dxa" w:w="1040"/>
+          </w:tcPr>
+          <w:p>
+            <w:r>
+              <w:rPr>
+                <w:b w:val="false"/>
+                <w:bCs w:val="false"/>
+              </w:rPr>
+              <w:t xml:space="preserve">2</w:t>
+            </w:r>
+          </w:p>
+        </w:tc>
+        <w:tc>
+          <w:tcPr>
+            <w:tcW w:type="dxa" w:w="1040"/>
+          </w:tcPr>
+          <w:p>
+            <w:r>
+              <w:rPr>
+                <w:b w:val="false"/>
+                <w:bCs w:val="false"/>
+              </w:rPr>
+              <w:t xml:space="preserve">3</w:t>
+            </w:r>
+          </w:p>
+        </w:tc>
+        <w:tc>
+          <w:tcPr>
+            <w:tcW w:type="dxa" w:w="1040"/>
+          </w:tcPr>
+          <w:p>
+            <w:r>
+              <w:rPr>
+                <w:b w:val="false"/>
+                <w:bCs w:val="false"/>
+              </w:rPr>
+              <w:t xml:space="preserve">4</w:t>
+            </w:r>
+          </w:p>
+        </w:tc>
+        <w:tc>
+          <w:tcPr>
+            <w:tcW w:type="dxa" w:w="1040"/>
+          </w:tcPr>
+          <w:p>
+            <w:r>
+              <w:rPr>
+                <w:b w:val="false"/>
+                <w:bCs w:val="false"/>
+              </w:rPr>
+              <w:t xml:space="preserve">5</w:t>
+            </w:r>
+          </w:p>
+        </w:tc>
+        <w:tc>
+          <w:tcPr>
+            <w:tcW w:type="dxa" w:w="1040"/>
+          </w:tcPr>
+          <w:p>
+            <w:r>
+              <w:rPr>
+                <w:b w:val="false"/>
+                <w:bCs w:val="false"/>
+              </w:rPr>
+              <w:t xml:space="preserve">6</w:t>
+            </w:r>
+          </w:p>
+        </w:tc>
+        <w:tc>
+          <w:tcPr>
+            <w:tcW w:type="dxa" w:w="1040"/>
+          </w:tcPr>
+          <w:p>
+            <w:r>
+              <w:rPr>
+                <w:b w:val="false"/>
+                <w:bCs w:val="false"/>
+              </w:rPr>
+              <w:t xml:space="preserve">7</w:t>
+            </w:r>
+          </w:p>
+        </w:tc>
+        <w:tc>
+          <w:tcPr>
+            <w:tcW w:type="dxa" w:w="1040"/>
+          </w:tcPr>
+          <w:p>
+            <w:r>
+              <w:rPr>
+                <w:b w:val="false"/>
+                <w:bCs w:val="false"/>
+              </w:rPr>
+              <w:t xml:space="preserve">8</w:t>
+            </w:r>
+          </w:p>
+        </w:tc>
+        <w:tc>
+          <w:tcPr>
+            <w:tcW w:type="dxa" w:w="1040"/>
+          </w:tcPr>
+          <w:p>
+            <w:r>
+              <w:rPr>
+                <w:b w:val="false"/>
+                <w:bCs w:val="false"/>
+              </w:rPr>
+              <w:t xml:space="preserve">9</w:t>
+            </w:r>
+          </w:p>
+        </w:tc>
+      </w:tr>
+    </w:tbl>
     <w:p>
       <w:r>
         <w:rPr>

--- a/tests/fixture_patterns.docx
+++ b/tests/fixture_patterns.docx
@@ -3820,6 +3820,306 @@
           <w:bCs w:val="false"/>
         </w:rPr>
         <w:t xml:space="preserve">[DP: 최초 오답여부: IN1_FAIL 변수 만들어주세요.]</w:t>
+      </w:r>
+    </w:p>
+    <w:p>
+      <w:ins w:id="9101" w:author="검수" w:date="2026-01-01T00:00:00Z">
+        <w:r>
+          <w:rPr>
+            <w:b/>
+            <w:sz w:val="20"/>
+          </w:rPr>
+          <w:t>Q19. 추적으로 삽입된 문항입니다. [단수]</w:t>
+        </w:r>
+      </w:ins>
+    </w:p>
+    <w:p>
+      <w:ins w:id="9102" w:author="검수" w:date="2026-01-01T00:00:00Z">
+        <w:r>
+          <w:rPr>
+            <w:sz w:val="20"/>
+          </w:rPr>
+          <w:t>1) 예</w:t>
+          <w:tab/>
+          <w:tab/>
+          <w:t>2) 아니오</w:t>
+        </w:r>
+      </w:ins>
+    </w:p>
+    <w:p>
+      <w:r>
+        <w:rPr>
+          <w:b/>
+          <w:sz w:val="20"/>
+        </w:rPr>
+        <w:t>Q20. 보기 하나가 추적으로 삭제된 문항입니다. [단수]</w:t>
+      </w:r>
+    </w:p>
+    <w:p>
+      <w:r>
+        <w:rPr>
+          <w:sz w:val="20"/>
+        </w:rPr>
+        <w:t>1) 첫째 보기</w:t>
+      </w:r>
+      <w:r>
+        <w:rPr>
+          <w:sz w:val="20"/>
+        </w:rPr>
+        <w:tab/>
+        <w:tab/>
+      </w:r>
+      <w:r>
+        <w:rPr>
+          <w:sz w:val="20"/>
+        </w:rPr>
+        <w:t>2) 둘째 보기</w:t>
+      </w:r>
+      <w:r>
+        <w:rPr>
+          <w:sz w:val="20"/>
+        </w:rPr>
+        <w:tab/>
+        <w:tab/>
+      </w:r>
+      <w:del w:id="9105" w:author="검수" w:date="2026-01-01T00:00:00Z">
+        <w:r>
+          <w:rPr>
+            <w:sz w:val="20"/>
+          </w:rPr>
+          <w:delText>3) 삭제된 보기</w:delText>
+        </w:r>
+      </w:del>
+      <w:r>
+        <w:rPr>
+          <w:sz w:val="20"/>
+        </w:rPr>
+        <w:tab/>
+        <w:tab/>
+      </w:r>
+      <w:r>
+        <w:rPr>
+          <w:sz w:val="20"/>
+        </w:rPr>
+        <w:t>4) 넷째 보기</w:t>
+      </w:r>
+    </w:p>
+    <w:p>
+      <w:r>
+        <w:rPr>
+          <w:b/>
+          <w:sz w:val="20"/>
+        </w:rPr>
+        <w:t xml:space="preserve">Q21. 나와 </w:t>
+      </w:r>
+      <w:ins w:id="9103" w:author="검수" w:date="2026-01-01T00:00:00Z">
+        <w:r>
+          <w:rPr>
+            <w:sz w:val="20"/>
+          </w:rPr>
+          <w:t>해당 조직 구성원(들)</w:t>
+        </w:r>
+      </w:ins>
+      <w:r>
+        <w:rPr>
+          <w:sz w:val="20"/>
+        </w:rPr>
+        <w:t>은 어떤 관계입니까? [단수]</w:t>
+      </w:r>
+    </w:p>
+    <w:p>
+      <w:r>
+        <w:rPr>
+          <w:sz w:val="20"/>
+        </w:rPr>
+        <w:t>1) 가깝다</w:t>
+        <w:tab/>
+        <w:tab/>
+        <w:t>2) 보통이다</w:t>
+        <w:tab/>
+        <w:tab/>
+        <w:t>3) 멀다</w:t>
+      </w:r>
+    </w:p>
+    <w:p>
+      <w:r>
+        <w:rPr>
+          <w:b/>
+          <w:sz w:val="20"/>
+        </w:rPr>
+        <w:t>Q22. 다음 각 문장에 얼마나 동의하십니까? [행별 1개 선택]</w:t>
+      </w:r>
+    </w:p>
+    <w:tbl>
+      <w:tblPr>
+        <w:tblW w:type="auto" w:w="0"/>
+        <w:tblLook w:firstColumn="1" w:firstRow="1" w:lastColumn="0" w:lastRow="0" w:noHBand="0" w:noVBand="1" w:val="04A0"/>
+        <w:tblBorders>
+          <w:top w:val="single" w:sz="4" w:color="000000"/>
+          <w:left w:val="single" w:sz="4" w:color="000000"/>
+          <w:bottom w:val="single" w:sz="4" w:color="000000"/>
+          <w:right w:val="single" w:sz="4" w:color="000000"/>
+          <w:insideH w:val="single" w:sz="4" w:color="000000"/>
+          <w:insideV w:val="single" w:sz="4" w:color="000000"/>
+        </w:tblBorders>
+      </w:tblPr>
+      <w:tblGrid>
+        <w:gridCol w:w="2400"/>
+        <w:gridCol w:w="2200"/>
+        <w:gridCol w:w="2200"/>
+        <w:gridCol w:w="2200"/>
+      </w:tblGrid>
+      <w:tr>
+        <w:tc>
+          <w:tcPr>
+            <w:tcW w:type="dxa" w:w="2340"/>
+          </w:tcPr>
+          <w:p>
+            <w:r/>
+            <w:r>
+              <w:rPr>
+                <w:b/>
+              </w:rPr>
+              <w:t>속성</w:t>
+            </w:r>
+          </w:p>
+        </w:tc>
+        <w:tc>
+          <w:tcPr>
+            <w:tcW w:type="dxa" w:w="2340"/>
+          </w:tcPr>
+          <w:p>
+            <w:r/>
+            <w:r>
+              <w:rPr>
+                <w:b/>
+              </w:rPr>
+              <w:t>전혀 그렇지 않다</w:t>
+            </w:r>
+          </w:p>
+        </w:tc>
+        <w:tc>
+          <w:tcPr>
+            <w:tcW w:type="dxa" w:w="2340"/>
+          </w:tcPr>
+          <w:p>
+            <w:r/>
+            <w:r>
+              <w:rPr>
+                <w:b/>
+              </w:rPr>
+              <w:t>보통</w:t>
+            </w:r>
+          </w:p>
+        </w:tc>
+        <w:tc>
+          <w:tcPr>
+            <w:tcW w:type="dxa" w:w="2340"/>
+          </w:tcPr>
+          <w:p>
+            <w:r/>
+            <w:ins w:id="9104" w:author="검수" w:date="2026-01-01T00:00:00Z">
+              <w:r>
+                <w:rPr>
+                  <w:b/>
+                </w:rPr>
+                <w:t>매우 그렇다(삽입)</w:t>
+              </w:r>
+            </w:ins>
+          </w:p>
+        </w:tc>
+      </w:tr>
+      <w:tr>
+        <w:tc>
+          <w:tcPr>
+            <w:tcW w:type="dxa" w:w="2340"/>
+          </w:tcPr>
+          <w:p>
+            <w:r>
+              <w:t>1. 첫째 항목</w:t>
+            </w:r>
+          </w:p>
+        </w:tc>
+        <w:tc>
+          <w:tcPr>
+            <w:tcW w:type="dxa" w:w="2340"/>
+          </w:tcPr>
+          <w:p>
+            <w:r>
+              <w:t>1</w:t>
+            </w:r>
+          </w:p>
+        </w:tc>
+        <w:tc>
+          <w:tcPr>
+            <w:tcW w:type="dxa" w:w="2340"/>
+          </w:tcPr>
+          <w:p>
+            <w:r>
+              <w:t>2</w:t>
+            </w:r>
+          </w:p>
+        </w:tc>
+        <w:tc>
+          <w:tcPr>
+            <w:tcW w:type="dxa" w:w="2340"/>
+          </w:tcPr>
+          <w:p>
+            <w:r>
+              <w:t>3</w:t>
+            </w:r>
+          </w:p>
+        </w:tc>
+      </w:tr>
+      <w:tr>
+        <w:tc>
+          <w:tcPr>
+            <w:tcW w:type="dxa" w:w="2340"/>
+          </w:tcPr>
+          <w:p>
+            <w:r>
+              <w:t>2. 둘째 항목</w:t>
+            </w:r>
+          </w:p>
+        </w:tc>
+        <w:tc>
+          <w:tcPr>
+            <w:tcW w:type="dxa" w:w="2340"/>
+          </w:tcPr>
+          <w:p>
+            <w:r>
+              <w:t>1</w:t>
+            </w:r>
+          </w:p>
+        </w:tc>
+        <w:tc>
+          <w:tcPr>
+            <w:tcW w:type="dxa" w:w="2340"/>
+          </w:tcPr>
+          <w:p>
+            <w:r>
+              <w:t>2</w:t>
+            </w:r>
+          </w:p>
+        </w:tc>
+        <w:tc>
+          <w:tcPr>
+            <w:tcW w:type="dxa" w:w="2340"/>
+          </w:tcPr>
+          <w:p>
+            <w:r>
+              <w:t>3</w:t>
+            </w:r>
+          </w:p>
+        </w:tc>
+      </w:tr>
+    </w:tbl>
+    <w:p>
+      <w:r>
+        <w:rPr>
+          <w:sz w:val="20"/>
+        </w:rPr>
+        <w:t>[PROG: Q22 는 행별 1개 선택]</w:t>
       </w:r>
     </w:p>
     <w:sectPr>
